--- a/docs/ICARB-D-Annual-Survey-Dental-Schools.docx
+++ b/docs/ICARB-D-Annual-Survey-Dental-Schools.docx
@@ -755,7 +755,7 @@
         <w:spacing w:after="120"/>
       </w:pPr>
       <w:r>
-        <w:t xml:space="preserve">The ICARB-D annual survey gives a comprehensive picture of how mature dental school departments and courses are in four technology domains: artificial intelligence (AI), health informatics, robotics and digital dentistry, and bioinformatics. It is run by the International Consortium for AI, Robotics, and Bioinformatics in Dentistry (ICARB-D), whose main goal is to create a central point of collaboration and to build a free, open AI model for dentistry through joint work.</w:t>
+        <w:t xml:space="preserve">The ICARB-D annual survey gives a comprehensive picture of how mature dental school departments and courses are in four technology domains: artificial intelligence (AI), health informatics, robotics and digital dentistry, and bioinformatics. It is run by the International Consortium for AI, Robotics, and Bioinformatics in Dentistry (ICARB-D), an international hub that connects universities and dentists to strengthen initiatives in these fields. Its main goal is to build a free dental AI model, through joint collaborative work, that can be used across every field of dentistry.</w:t>
       </w:r>
     </w:p>
     <w:p>
